--- a/docs/publications/aan-training-program/AAN_Book_07_Module.docx
+++ b/docs/publications/aan-training-program/AAN_Book_07_Module.docx
@@ -10,7 +10,7 @@
         <w:rPr>
           <w:color w:val="0D1B2E"/>
         </w:rPr>
-        <w:t>Book 07 — Privileged Access Management</w:t>
+        <w:t>Book 07 — SQL Server Authentication Modernization</w:t>
       </w:r>
     </w:p>
     <w:p>
@@ -20,7 +20,7 @@
           <w:color w:val="5A5A5A"/>
           <w:sz w:val="24"/>
         </w:rPr>
-        <w:t>AAN module: eliminating standing privilege with PIM, Arc JIT, PAWs, and break-glass design</w:t>
+        <w:t>AAN module: replacing Kerberos/NTLM and SQL logins with Arc Managed Identity and Entra tokens</w:t>
       </w:r>
     </w:p>
     <w:p>
@@ -47,20 +47,20 @@
         <w:rPr>
           <w:sz w:val="22"/>
         </w:rPr>
-        <w:t xml:space="preserve"> Book_07 Privileged Access Management &lt;https://github.com/WhalerMike/uiao/blob/main/inbox/Application%20Aware%20Networking/Book_07_Federal_Application_Aware_Networking_Privileged_Access_Management.qmd&gt; · </w:t>
+        <w:t xml:space="preserve"> Book_07 SQL Server Authentication Modernization &lt;https://github.com/WhalerMike/uiao/blob/main/inbox/Application%20Aware%20Networking/Book_07_FedAAN_SQL_Server_Authentication_Modernization.qmd&gt; · </w:t>
       </w:r>
       <w:r>
         <w:rPr>
           <w:b/>
           <w:sz w:val="22"/>
         </w:rPr>
-        <w:t>Evidence slots:</w:t>
+        <w:t>Evidence slot:</w:t>
       </w:r>
       <w:r>
         <w:rPr>
           <w:sz w:val="22"/>
         </w:rPr>
-        <w:t xml:space="preserve"> 1 — identity (KSI-IAM); 5 — endpoint (KSI-PIY) · </w:t>
+        <w:t xml:space="preserve"> 1 — identity (KSI-IAM, IA-2 / AC-2) · </w:t>
       </w:r>
       <w:r>
         <w:rPr>
@@ -73,7 +73,7 @@
         <w:rPr>
           <w:sz w:val="22"/>
         </w:rPr>
-        <w:t xml:space="preserve"> A1, A5, B4</w:t>
+        <w:t xml:space="preserve"> A1, B4</w:t>
       </w:r>
     </w:p>
     <w:p>
@@ -95,20 +95,20 @@
         <w:rPr>
           <w:sz w:val="22"/>
         </w:rPr>
-        <w:t xml:space="preserve">Closes the residual attack surface left after Books 01–06: </w:t>
+        <w:t xml:space="preserve">The authentication layer that persists after network controls: replacing Kerberos/NTLM domain credentials and SQL logins across the federal SQL Server estate with Azure Arc Managed Identity, Entra ID token authentication, and Conditional Access. </w:t>
       </w:r>
       <w:r>
         <w:rPr>
           <w:b/>
           <w:sz w:val="22"/>
         </w:rPr>
-        <w:t>standing administrative privilege</w:t>
+        <w:t>NTLM elimination (BOD 25-01, OMB M-22-09) is the goal; Entra token authentication via Arc is the mechanism</w:t>
       </w:r>
       <w:r>
         <w:rPr>
           <w:sz w:val="22"/>
         </w:rPr>
-        <w:t>. Even with token-based authentication everywhere, a standing Global Administrator is a strongly-authenticated standing target. The book implements Entra PIM just-in-time activation, Arc JIT server access, privileged access workstations (PAW), break-glass accounts, and session policy controls — reducing admin exposure from continuous to bounded and auditable.</w:t>
+        <w:t xml:space="preserve"> — and the only credential-free option.</w:t>
       </w:r>
     </w:p>
     <w:p>
@@ -130,7 +130,7 @@
         <w:rPr>
           <w:sz w:val="22"/>
         </w:rPr>
-        <w:t>Explain the distinction between authentication quality (Books 01–06) and authorization scope, and why Entra migration alone does not reduce standing privilege.</w:t>
+        <w:t>Explain Kerberos's three requirements (reachable KDC, correct SPN, clock sync), why hybrid cloud breaks them, and the resulting silent NTLM fallback.</w:t>
       </w:r>
     </w:p>
     <w:p>
@@ -141,7 +141,7 @@
         <w:rPr>
           <w:sz w:val="22"/>
         </w:rPr>
-        <w:t>Differentiate PIM eligible vs. active assignments and describe the five-stage activation flow (request, MFA, approval, time-limited activation, automatic deactivation).</w:t>
+        <w:t>Articulate NTLM's compliance gaps: audit opacity, pass-the-hash, Conditional Access bypass.</w:t>
       </w:r>
     </w:p>
     <w:p>
@@ -152,7 +152,7 @@
         <w:rPr>
           <w:sz w:val="22"/>
         </w:rPr>
-        <w:t>Enumerate standing role assignments via Microsoft Graph PowerShell and convert human accounts to eligible-only.</w:t>
+        <w:t>Run estate discovery across four dimensions (version/EOL, auth methods, SPN registration, dependency mapping) and apply the consolidation gate.</w:t>
       </w:r>
     </w:p>
     <w:p>
@@ -163,7 +163,7 @@
         <w:rPr>
           <w:sz w:val="22"/>
         </w:rPr>
-        <w:t>Configure Arc JIT SSH/RDP (Virtual Machine Administrator Login role, no public ports) and disable local Administrator via Arc Run Command.</w:t>
+        <w:t>Distinguish Layer 1 (SQL Engine Entra auth on SQL Server 2022 + Arc) from Layer 2 (OS-level Entra login on Windows Server 2025, domain-unjoined).</w:t>
       </w:r>
     </w:p>
     <w:p>
@@ -174,7 +174,7 @@
         <w:rPr>
           <w:sz w:val="22"/>
         </w:rPr>
-        <w:t>Build a PAW baseline: Entra-joined dedicated hardware, Intune compliance policy (BitLocker, Secure Boot, TPM 2.0, WDAC, Credential Guard), and Conditional Access gating PIM activation on device compliance.</w:t>
+        <w:t>Justify Arc Managed Identity over gMSA, vault-managed service principals, and certificate-based authentication.</w:t>
       </w:r>
     </w:p>
     <w:p>
@@ -185,7 +185,7 @@
         <w:rPr>
           <w:sz w:val="22"/>
         </w:rPr>
-        <w:t>Design break-glass accounts (two cloud-only standing Global Admins, FIDO2 keys, physical safe, CA exclusion, Sentinel alerting, quarterly testing).</w:t>
+        <w:t>Execute the four-phase parallel-run login migration (Create → Validate → Disable → Drop after 30-day observation).</w:t>
       </w:r>
     </w:p>
     <w:p>
@@ -196,7 +196,33 @@
         <w:rPr>
           <w:sz w:val="22"/>
         </w:rPr>
-        <w:t>Implement AC-11/AC-12/IA-11 session controls: 15-minute lock, sign-in frequency, Authentication Context step-up MFA.</w:t>
+        <w:t>Classify applications into the four authentication classes and transform connection strings (</w:t>
+      </w:r>
+      <w:r>
+        <w:rPr>
+          <w:rFonts w:ascii="Consolas" w:hAnsi="Consolas"/>
+          <w:sz w:val="22"/>
+        </w:rPr>
+        <w:t>Integrated Security=SSPI</w:t>
+      </w:r>
+      <w:r>
+        <w:rPr>
+          <w:sz w:val="22"/>
+        </w:rPr>
+        <w:t xml:space="preserve"> → </w:t>
+      </w:r>
+      <w:r>
+        <w:rPr>
+          <w:rFonts w:ascii="Consolas" w:hAnsi="Consolas"/>
+          <w:sz w:val="22"/>
+        </w:rPr>
+        <w:t>Authentication=Active Directory Default</w:t>
+      </w:r>
+      <w:r>
+        <w:rPr>
+          <w:sz w:val="22"/>
+        </w:rPr>
+        <w:t>).</w:t>
       </w:r>
     </w:p>
     <w:p>
@@ -218,7 +244,7 @@
         <w:rPr>
           <w:sz w:val="22"/>
         </w:rPr>
-        <w:t>The standing-privilege problem (with the Scattered Spider AA23-278A and Storm-0558 case studies).</w:t>
+        <w:t>Arc system-assigned Managed Identity: certificate-backed, auto-rotated every 90 days, no human-visible credential.</w:t>
       </w:r>
     </w:p>
     <w:p>
@@ -229,7 +255,38 @@
         <w:rPr>
           <w:sz w:val="22"/>
         </w:rPr>
-        <w:t>Role protection table: Global Admin, Privileged Role Admin, Security Admin, Exchange/SharePoint/Intune Admin, Azure Owner/Contributor.</w:t>
+        <w:t>Three-phase NTLM elimination (Discovery → Remediation → Domain-wide block) and the four NTLM-generating patterns (missing SPN, cross-site, linked-server passthrough, non-domain host).</w:t>
+      </w:r>
+    </w:p>
+    <w:p>
+      <w:pPr>
+        <w:pStyle w:val="ListBullet"/>
+      </w:pPr>
+      <w:r>
+        <w:rPr>
+          <w:rFonts w:ascii="Consolas" w:hAnsi="Consolas"/>
+          <w:sz w:val="22"/>
+        </w:rPr>
+        <w:t>CREATE LOGIN … FROM EXTERNAL PROVIDER</w:t>
+      </w:r>
+      <w:r>
+        <w:rPr>
+          <w:sz w:val="22"/>
+        </w:rPr>
+        <w:t xml:space="preserve">; </w:t>
+      </w:r>
+      <w:r>
+        <w:rPr>
+          <w:rFonts w:ascii="Consolas" w:hAnsi="Consolas"/>
+          <w:sz w:val="22"/>
+        </w:rPr>
+        <w:t>sa</w:t>
+      </w:r>
+      <w:r>
+        <w:rPr>
+          <w:sz w:val="22"/>
+        </w:rPr>
+        <w:t xml:space="preserve"> disable-and-rename.</w:t>
       </w:r>
     </w:p>
     <w:p>
@@ -240,20 +297,7 @@
         <w:rPr>
           <w:sz w:val="22"/>
         </w:rPr>
-        <w:t>Arc JIT SSH/RDP through the Arc connectivity layer (</w:t>
-      </w:r>
-      <w:r>
-        <w:rPr>
-          <w:rFonts w:ascii="Consolas" w:hAnsi="Consolas"/>
-          <w:sz w:val="22"/>
-        </w:rPr>
-        <w:t>az ssh arc</w:t>
-      </w:r>
-      <w:r>
-        <w:rPr>
-          <w:sz w:val="22"/>
-        </w:rPr>
-        <w:t>).</w:t>
+        <w:t>Entra dynamic groups as HR-attribute-driven SQL authorization; Conditional Access as a perimeter SQL Server cannot express.</w:t>
       </w:r>
     </w:p>
     <w:p>
@@ -264,31 +308,7 @@
         <w:rPr>
           <w:sz w:val="22"/>
         </w:rPr>
-        <w:t>PAW trust model — device identity as an authentication factor; WDAC allowlisting.</w:t>
-      </w:r>
-    </w:p>
-    <w:p>
-      <w:pPr>
-        <w:pStyle w:val="ListBullet"/>
-      </w:pPr>
-      <w:r>
-        <w:rPr>
-          <w:sz w:val="22"/>
-        </w:rPr>
-        <w:t>Entra Authentication Context (</w:t>
-      </w:r>
-      <w:r>
-        <w:rPr>
-          <w:rFonts w:ascii="Consolas" w:hAnsi="Consolas"/>
-          <w:sz w:val="22"/>
-        </w:rPr>
-        <w:t>c1</w:t>
-      </w:r>
-      <w:r>
-        <w:rPr>
-          <w:sz w:val="22"/>
-        </w:rPr>
-        <w:t>) for IA-11 step-up MFA.</w:t>
+        <w:t>Application classes: Class 3 OIDC/token (preferred) → Class 2 SAML → Class 1 App Proxy → Class 4 Domain Services (last resort).</w:t>
       </w:r>
     </w:p>
     <w:p>
@@ -308,16 +328,9 @@
       </w:pPr>
       <w:r>
         <w:rPr>
-          <w:b/>
           <w:sz w:val="22"/>
         </w:rPr>
-        <w:t>Create break-glass accounts first</w:t>
-      </w:r>
-      <w:r>
-        <w:rPr>
-          <w:sz w:val="22"/>
-        </w:rPr>
-        <w:t xml:space="preserve"> (before removing standing access); FIDO2 keys, CA exclusion, Sentinel sign-in alert.</w:t>
+        <w:t>Estate discovery and consolidation gate (retain / consolidate / retire; zombie detection at 90 days idle).</w:t>
       </w:r>
     </w:p>
     <w:p>
@@ -328,7 +341,7 @@
         <w:rPr>
           <w:sz w:val="22"/>
         </w:rPr>
-        <w:t>Enumerate standing active assignments for privileged roles via Graph.</w:t>
+        <w:t>Arc enrollment and Layer 1 Entra authentication on retained instances.</w:t>
       </w:r>
     </w:p>
     <w:p>
@@ -339,7 +352,7 @@
         <w:rPr>
           <w:sz w:val="22"/>
         </w:rPr>
-        <w:t>Convert human accounts to PIM eligible; per-role policies (4-hour max for Global Admin, MFA, justification, approver).</w:t>
+        <w:t>NTLM elimination Phases A–C, ending in a domain-wide block after a 30-day zero-NTLM observation window.</w:t>
       </w:r>
     </w:p>
     <w:p>
@@ -350,7 +363,20 @@
         <w:rPr>
           <w:sz w:val="22"/>
         </w:rPr>
-        <w:t>Configure Arc JIT server access; disable local Administrator accounts.</w:t>
+        <w:t xml:space="preserve">Four-phase login migration per instance, including </w:t>
+      </w:r>
+      <w:r>
+        <w:rPr>
+          <w:rFonts w:ascii="Consolas" w:hAnsi="Consolas"/>
+          <w:sz w:val="22"/>
+        </w:rPr>
+        <w:t>sa</w:t>
+      </w:r>
+      <w:r>
+        <w:rPr>
+          <w:sz w:val="22"/>
+        </w:rPr>
+        <w:t xml:space="preserve"> handling.</w:t>
       </w:r>
     </w:p>
     <w:p>
@@ -361,7 +387,7 @@
         <w:rPr>
           <w:sz w:val="22"/>
         </w:rPr>
-        <w:t>Deploy PAW hardware, Intune compliance policy, WDAC.</w:t>
+        <w:t>Application chain migration (connection strings, linked servers, ODBC).</w:t>
       </w:r>
     </w:p>
     <w:p>
@@ -372,18 +398,7 @@
         <w:rPr>
           <w:sz w:val="22"/>
         </w:rPr>
-        <w:t>Deploy Conditional Access policies in report-only mode for 14+ days, then enforce.</w:t>
-      </w:r>
-    </w:p>
-    <w:p>
-      <w:pPr>
-        <w:pStyle w:val="ListNumber"/>
-      </w:pPr>
-      <w:r>
-        <w:rPr>
-          <w:sz w:val="22"/>
-        </w:rPr>
-        <w:t>Bind Authentication Context to PIM activation; quarterly break-glass tests.</w:t>
+        <w:t>Continuous-monitoring baseline and FedRAMP 20x KSI artifacts.</w:t>
       </w:r>
     </w:p>
     <w:p>
@@ -405,7 +420,20 @@
         <w:rPr>
           <w:sz w:val="22"/>
         </w:rPr>
-        <w:t>AC-5, AC-6, AC-6(1)(2)(5)(9)(10), AC-11, AC-12, IA-11 (full before/after closure table). FedRAMP 20x: KSI-IAM-02, KSI-IAM-03 (phishing-resistant MFA), KSI-EDR-01. OMB M-22-09, NIST SP 800-207, CMMC 2.0 Level 2.</w:t>
+        <w:t xml:space="preserve">IA-2, IA-3, IA-5, IA-5(1), AC-2, AC-3, AC-17, AU-2, AU-12, CA-7, CM-2, CM-8, SC-8, SI-4. FedRAMP 20x KSIs: auth posture report, zero-NTLM count, Managed Identity coverage, Conditional Access compliance, </w:t>
+      </w:r>
+      <w:r>
+        <w:rPr>
+          <w:rFonts w:ascii="Consolas" w:hAnsi="Consolas"/>
+          <w:sz w:val="22"/>
+        </w:rPr>
+        <w:t>sa</w:t>
+      </w:r>
+      <w:r>
+        <w:rPr>
+          <w:sz w:val="22"/>
+        </w:rPr>
+        <w:t xml:space="preserve"> status. BOD 25-01; OMB M-22-09.</w:t>
       </w:r>
     </w:p>
     <w:p>
@@ -427,7 +455,7 @@
         <w:rPr>
           <w:sz w:val="22"/>
         </w:rPr>
-        <w:t>Books 01–06, specifically Arc as identity bridge (Books 04–05) and Entra/Conditional Access foundations (Books 01–03). PowerShell/Graph skills.</w:t>
+        <w:t>Book 01 (CA decisions for TLS migration), Books 05–06 (segmentation, SD-WAN traffic classes). AD, SQL Server administration, and Entra ID fundamentals.</w:t>
       </w:r>
     </w:p>
     <w:p>
@@ -449,7 +477,33 @@
         <w:rPr>
           <w:sz w:val="22"/>
         </w:rPr>
-        <w:t>Enumerate standing admin assignments in a test tenant, convert one to PIM eligible, walk the full activation ceremony, inspect the PIM audit log.</w:t>
+        <w:t xml:space="preserve">Audit a lab instance with Event IDs 4624/4625 and </w:t>
+      </w:r>
+      <w:r>
+        <w:rPr>
+          <w:rFonts w:ascii="Consolas" w:hAnsi="Consolas"/>
+          <w:sz w:val="22"/>
+        </w:rPr>
+        <w:t>setspn</w:t>
+      </w:r>
+      <w:r>
+        <w:rPr>
+          <w:sz w:val="22"/>
+        </w:rPr>
+        <w:t xml:space="preserve">; classify NTLM sources into the four patterns; fix a missing SPN and verify Kerberos with </w:t>
+      </w:r>
+      <w:r>
+        <w:rPr>
+          <w:rFonts w:ascii="Consolas" w:hAnsi="Consolas"/>
+          <w:sz w:val="22"/>
+        </w:rPr>
+        <w:t>klist</w:t>
+      </w:r>
+      <w:r>
+        <w:rPr>
+          <w:sz w:val="22"/>
+        </w:rPr>
+        <w:t>.</w:t>
       </w:r>
     </w:p>
     <w:p>
@@ -460,7 +514,7 @@
         <w:rPr>
           <w:sz w:val="22"/>
         </w:rPr>
-        <w:t>Configure Arc JIT SSH to a test server; disable local Administrator via Run Command; verify no inbound 22/3389.</w:t>
+        <w:t>Full parallel-run login migration on a test instance, including disable/re-enable rollback and the migration log.</w:t>
       </w:r>
     </w:p>
     <w:p>
@@ -471,7 +525,7 @@
         <w:rPr>
           <w:sz w:val="22"/>
         </w:rPr>
-        <w:t>Create a break-glass account with a Sentinel alert rule; validate the alert fires within 5 minutes of a test sign-in.</w:t>
+        <w:t>Configure an Entra dynamic group plus a Conditional Access MFA policy; demonstrate blocked access from a non-compliant device.</w:t>
       </w:r>
     </w:p>
     <w:p>
@@ -493,7 +547,7 @@
         <w:rPr>
           <w:sz w:val="22"/>
         </w:rPr>
-        <w:t>Treating credential migration as the security outcome — stronger authentication with unchanged standing authorization scope.</w:t>
+        <w:t>Dropping a login before the 30-day observation — dependencies surface against production traffic, not documentation.</w:t>
       </w:r>
     </w:p>
     <w:p>
@@ -504,7 +558,7 @@
         <w:rPr>
           <w:sz w:val="22"/>
         </w:rPr>
-        <w:t>Enforcing PAW Conditional Access immediately instead of 14+ days report-only (admin lockout risk).</w:t>
+        <w:t>gMSA or vault-managed service principals as "modernization" — both re-anchor to AD or preserve a bootstrap credential.</w:t>
       </w:r>
     </w:p>
     <w:p>
@@ -515,7 +569,20 @@
         <w:rPr>
           <w:sz w:val="22"/>
         </w:rPr>
-        <w:t>Building a PAW as a VM on a shared hypervisor.</w:t>
+        <w:t xml:space="preserve">Linked servers with </w:t>
+      </w:r>
+      <w:r>
+        <w:rPr>
+          <w:rFonts w:ascii="Consolas" w:hAnsi="Consolas"/>
+          <w:sz w:val="22"/>
+        </w:rPr>
+        <w:t>SELF</w:t>
+      </w:r>
+      <w:r>
+        <w:rPr>
+          <w:sz w:val="22"/>
+        </w:rPr>
+        <w:t xml:space="preserve"> passthrough silently propagating NTLM.</w:t>
       </w:r>
     </w:p>
     <w:p>
@@ -526,7 +593,20 @@
         <w:rPr>
           <w:sz w:val="22"/>
         </w:rPr>
-        <w:t>Removing standing access without break-glass accounts, or leaving break-glass untested.</w:t>
+        <w:t xml:space="preserve">Leaving </w:t>
+      </w:r>
+      <w:r>
+        <w:rPr>
+          <w:rFonts w:ascii="Consolas" w:hAnsi="Consolas"/>
+          <w:sz w:val="22"/>
+        </w:rPr>
+        <w:t>sa</w:t>
+      </w:r>
+      <w:r>
+        <w:rPr>
+          <w:sz w:val="22"/>
+        </w:rPr>
+        <w:t xml:space="preserve"> enabled, or assigning new applications to Class 4.</w:t>
       </w:r>
     </w:p>
     <w:p>
@@ -548,7 +628,7 @@
         <w:rPr>
           <w:sz w:val="22"/>
         </w:rPr>
-        <w:t>SC-300, AZ-500, SANS.</w:t>
+        <w:t>SC-300, DP-300.</w:t>
       </w:r>
     </w:p>
     <w:p>
@@ -579,7 +659,7 @@
         <w:rPr>
           <w:sz w:val="22"/>
         </w:rPr>
-        <w:t xml:space="preserve"> Book 08 — Vulnerability Management</w:t>
+        <w:t xml:space="preserve"> Book 08 — SQL Server Implementation Guide</w:t>
       </w:r>
     </w:p>
     <w:sectPr>
